--- a/Research & Context/CompiledResearch.docx
+++ b/Research & Context/CompiledResearch.docx
@@ -947,26 +947,721 @@
           <w:szCs w:val="24"/>
           <w:lang w:val="en-US"/>
         </w:rPr>
-        <w:t xml:space="preserve">Interviews: Ideally, we could perform a couple of interviews </w:t>
-      </w:r>
-      <w:proofErr w:type="gramStart"/>
-      <w:r>
-        <w:rPr>
-          <w:sz w:val="24"/>
-          <w:szCs w:val="24"/>
-          <w:lang w:val="en-US"/>
-        </w:rPr>
-        <w:t>to</w:t>
-      </w:r>
-      <w:proofErr w:type="gramEnd"/>
-      <w:r>
-        <w:rPr>
-          <w:sz w:val="24"/>
-          <w:szCs w:val="24"/>
-          <w:lang w:val="en-US"/>
-        </w:rPr>
-        <w:t xml:space="preserve"> people who fit the description for our primary user, this way we can get some more personal information and contrast if their thoughts on the topic are similar.</w:t>
-      </w:r>
+        <w:t>Interviews: Ideally, we could perform a couple of interviews to people who fit the description for our primary user, this way we can get some more personal information and contrast if their thoughts on the topic are similar.</w:t>
+      </w:r>
+    </w:p>
+    <w:p>
+      <w:pPr>
+        <w:rPr>
+          <w:b/>
+          <w:bCs/>
+          <w:sz w:val="28"/>
+          <w:szCs w:val="28"/>
+          <w:lang w:val="en-US"/>
+        </w:rPr>
+      </w:pPr>
+      <w:r>
+        <w:rPr>
+          <w:b/>
+          <w:bCs/>
+          <w:sz w:val="28"/>
+          <w:szCs w:val="28"/>
+          <w:lang w:val="en-US"/>
+        </w:rPr>
+        <w:t>Similar apps</w:t>
+      </w:r>
+    </w:p>
+    <w:p>
+      <w:pPr>
+        <w:rPr>
+          <w:sz w:val="24"/>
+          <w:szCs w:val="24"/>
+          <w:lang w:val="en-US"/>
+        </w:rPr>
+      </w:pPr>
+      <w:r>
+        <w:rPr>
+          <w:sz w:val="24"/>
+          <w:szCs w:val="24"/>
+          <w:lang w:val="en-US"/>
+        </w:rPr>
+        <w:t>T</w:t>
+      </w:r>
+      <w:r>
+        <w:rPr>
+          <w:sz w:val="24"/>
+          <w:szCs w:val="24"/>
+          <w:lang w:val="en-US"/>
+        </w:rPr>
+        <w:t>here are similar apps available to train soft skills, even though each one use a different way to teach the</w:t>
+      </w:r>
+      <w:r>
+        <w:rPr>
+          <w:sz w:val="24"/>
+          <w:szCs w:val="24"/>
+          <w:lang w:val="en-US"/>
+        </w:rPr>
+        <w:t xml:space="preserve"> users. Here are some examples:</w:t>
+      </w:r>
+    </w:p>
+    <w:p>
+      <w:pPr>
+        <w:numPr>
+          <w:ilvl w:val="0"/>
+          <w:numId w:val="2"/>
+        </w:numPr>
+        <w:rPr>
+          <w:sz w:val="24"/>
+          <w:szCs w:val="24"/>
+        </w:rPr>
+      </w:pPr>
+      <w:r>
+        <w:rPr>
+          <w:b/>
+          <w:bCs/>
+          <w:sz w:val="24"/>
+          <w:szCs w:val="24"/>
+        </w:rPr>
+        <w:t>Coursera</w:t>
+      </w:r>
+    </w:p>
+    <w:p>
+      <w:pPr>
+        <w:numPr>
+          <w:ilvl w:val="1"/>
+          <w:numId w:val="2"/>
+        </w:numPr>
+        <w:rPr>
+          <w:sz w:val="24"/>
+          <w:szCs w:val="24"/>
+          <w:lang w:val="en-US"/>
+        </w:rPr>
+      </w:pPr>
+      <w:r>
+        <w:rPr>
+          <w:b/>
+          <w:bCs/>
+          <w:sz w:val="24"/>
+          <w:szCs w:val="24"/>
+          <w:lang w:val="en-US"/>
+        </w:rPr>
+        <w:t>Description</w:t>
+      </w:r>
+      <w:r>
+        <w:rPr>
+          <w:sz w:val="24"/>
+          <w:szCs w:val="24"/>
+          <w:lang w:val="en-US"/>
+        </w:rPr>
+        <w:t>: Offers a wide range of online courses from top universities, including soft skills like communication and leadership.</w:t>
+      </w:r>
+    </w:p>
+    <w:p>
+      <w:pPr>
+        <w:numPr>
+          <w:ilvl w:val="1"/>
+          <w:numId w:val="2"/>
+        </w:numPr>
+        <w:rPr>
+          <w:sz w:val="24"/>
+          <w:szCs w:val="24"/>
+        </w:rPr>
+      </w:pPr>
+      <w:r>
+        <w:rPr>
+          <w:b/>
+          <w:bCs/>
+          <w:sz w:val="24"/>
+          <w:szCs w:val="24"/>
+        </w:rPr>
+        <w:t>Platforms</w:t>
+      </w:r>
+      <w:r>
+        <w:rPr>
+          <w:sz w:val="24"/>
+          <w:szCs w:val="24"/>
+        </w:rPr>
+        <w:t>: Android, iPhone</w:t>
+      </w:r>
+    </w:p>
+    <w:p>
+      <w:pPr>
+        <w:numPr>
+          <w:ilvl w:val="1"/>
+          <w:numId w:val="2"/>
+        </w:numPr>
+        <w:rPr>
+          <w:sz w:val="24"/>
+          <w:szCs w:val="24"/>
+        </w:rPr>
+      </w:pPr>
+      <w:r>
+        <w:rPr>
+          <w:b/>
+          <w:bCs/>
+          <w:sz w:val="24"/>
+          <w:szCs w:val="24"/>
+        </w:rPr>
+        <w:t>Website</w:t>
+      </w:r>
+      <w:r>
+        <w:rPr>
+          <w:sz w:val="24"/>
+          <w:szCs w:val="24"/>
+        </w:rPr>
+        <w:t>: </w:t>
+      </w:r>
+      <w:hyperlink r:id="rId6" w:tgtFrame="_blank" w:history="1">
+        <w:r>
+          <w:rPr>
+            <w:rStyle w:val="Hipervnculo"/>
+            <w:sz w:val="24"/>
+            <w:szCs w:val="24"/>
+          </w:rPr>
+          <w:t>coursera.org</w:t>
+        </w:r>
+      </w:hyperlink>
+    </w:p>
+    <w:p>
+      <w:pPr>
+        <w:numPr>
+          <w:ilvl w:val="0"/>
+          <w:numId w:val="2"/>
+        </w:numPr>
+        <w:rPr>
+          <w:sz w:val="24"/>
+          <w:szCs w:val="24"/>
+        </w:rPr>
+      </w:pPr>
+      <w:r>
+        <w:rPr>
+          <w:b/>
+          <w:bCs/>
+          <w:sz w:val="24"/>
+          <w:szCs w:val="24"/>
+        </w:rPr>
+        <w:t>VirtualSpeech</w:t>
+      </w:r>
+    </w:p>
+    <w:p>
+      <w:pPr>
+        <w:numPr>
+          <w:ilvl w:val="1"/>
+          <w:numId w:val="2"/>
+        </w:numPr>
+        <w:rPr>
+          <w:sz w:val="24"/>
+          <w:szCs w:val="24"/>
+          <w:lang w:val="en-US"/>
+        </w:rPr>
+      </w:pPr>
+      <w:r>
+        <w:rPr>
+          <w:b/>
+          <w:bCs/>
+          <w:sz w:val="24"/>
+          <w:szCs w:val="24"/>
+          <w:lang w:val="en-US"/>
+        </w:rPr>
+        <w:t>Description</w:t>
+      </w:r>
+      <w:r>
+        <w:rPr>
+          <w:sz w:val="24"/>
+          <w:szCs w:val="24"/>
+          <w:lang w:val="en-US"/>
+        </w:rPr>
+        <w:t>: Uses VR to practice communication skills such as public speaking and leadership.</w:t>
+      </w:r>
+    </w:p>
+    <w:p>
+      <w:pPr>
+        <w:numPr>
+          <w:ilvl w:val="1"/>
+          <w:numId w:val="2"/>
+        </w:numPr>
+        <w:rPr>
+          <w:sz w:val="24"/>
+          <w:szCs w:val="24"/>
+        </w:rPr>
+      </w:pPr>
+      <w:r>
+        <w:rPr>
+          <w:b/>
+          <w:bCs/>
+          <w:sz w:val="24"/>
+          <w:szCs w:val="24"/>
+        </w:rPr>
+        <w:t>Platforms</w:t>
+      </w:r>
+      <w:r>
+        <w:rPr>
+          <w:sz w:val="24"/>
+          <w:szCs w:val="24"/>
+        </w:rPr>
+        <w:t>: Android, iPhone, VR headsets</w:t>
+      </w:r>
+    </w:p>
+    <w:p>
+      <w:pPr>
+        <w:numPr>
+          <w:ilvl w:val="1"/>
+          <w:numId w:val="2"/>
+        </w:numPr>
+        <w:rPr>
+          <w:sz w:val="24"/>
+          <w:szCs w:val="24"/>
+        </w:rPr>
+      </w:pPr>
+      <w:r>
+        <w:rPr>
+          <w:b/>
+          <w:bCs/>
+          <w:sz w:val="24"/>
+          <w:szCs w:val="24"/>
+        </w:rPr>
+        <w:t>Website</w:t>
+      </w:r>
+      <w:r>
+        <w:rPr>
+          <w:sz w:val="24"/>
+          <w:szCs w:val="24"/>
+        </w:rPr>
+        <w:t>: </w:t>
+      </w:r>
+      <w:hyperlink r:id="rId7" w:tgtFrame="_blank" w:history="1">
+        <w:r>
+          <w:rPr>
+            <w:rStyle w:val="Hipervnculo"/>
+            <w:sz w:val="24"/>
+            <w:szCs w:val="24"/>
+          </w:rPr>
+          <w:t>virtualspeech.com</w:t>
+        </w:r>
+      </w:hyperlink>
+    </w:p>
+    <w:p>
+      <w:pPr>
+        <w:numPr>
+          <w:ilvl w:val="0"/>
+          <w:numId w:val="2"/>
+        </w:numPr>
+        <w:rPr>
+          <w:sz w:val="24"/>
+          <w:szCs w:val="24"/>
+        </w:rPr>
+      </w:pPr>
+      <w:r>
+        <w:rPr>
+          <w:b/>
+          <w:bCs/>
+          <w:sz w:val="24"/>
+          <w:szCs w:val="24"/>
+        </w:rPr>
+        <w:t>edX</w:t>
+      </w:r>
+    </w:p>
+    <w:p>
+      <w:pPr>
+        <w:numPr>
+          <w:ilvl w:val="1"/>
+          <w:numId w:val="2"/>
+        </w:numPr>
+        <w:rPr>
+          <w:sz w:val="24"/>
+          <w:szCs w:val="24"/>
+          <w:lang w:val="en-US"/>
+        </w:rPr>
+      </w:pPr>
+      <w:r>
+        <w:rPr>
+          <w:b/>
+          <w:bCs/>
+          <w:sz w:val="24"/>
+          <w:szCs w:val="24"/>
+          <w:lang w:val="en-US"/>
+        </w:rPr>
+        <w:t>Description</w:t>
+      </w:r>
+      <w:r>
+        <w:rPr>
+          <w:sz w:val="24"/>
+          <w:szCs w:val="24"/>
+          <w:lang w:val="en-US"/>
+        </w:rPr>
+        <w:t>: Provides online courses from renowned institutions like Harvard and MIT, covering various soft skills.</w:t>
+      </w:r>
+    </w:p>
+    <w:p>
+      <w:pPr>
+        <w:numPr>
+          <w:ilvl w:val="1"/>
+          <w:numId w:val="2"/>
+        </w:numPr>
+        <w:rPr>
+          <w:sz w:val="24"/>
+          <w:szCs w:val="24"/>
+        </w:rPr>
+      </w:pPr>
+      <w:r>
+        <w:rPr>
+          <w:b/>
+          <w:bCs/>
+          <w:sz w:val="24"/>
+          <w:szCs w:val="24"/>
+        </w:rPr>
+        <w:t>Platforms</w:t>
+      </w:r>
+      <w:r>
+        <w:rPr>
+          <w:sz w:val="24"/>
+          <w:szCs w:val="24"/>
+        </w:rPr>
+        <w:t>: Android, iPhone</w:t>
+      </w:r>
+    </w:p>
+    <w:p>
+      <w:pPr>
+        <w:numPr>
+          <w:ilvl w:val="1"/>
+          <w:numId w:val="2"/>
+        </w:numPr>
+        <w:rPr>
+          <w:sz w:val="24"/>
+          <w:szCs w:val="24"/>
+        </w:rPr>
+      </w:pPr>
+      <w:r>
+        <w:rPr>
+          <w:b/>
+          <w:bCs/>
+          <w:sz w:val="24"/>
+          <w:szCs w:val="24"/>
+        </w:rPr>
+        <w:t>Website</w:t>
+      </w:r>
+      <w:r>
+        <w:rPr>
+          <w:sz w:val="24"/>
+          <w:szCs w:val="24"/>
+        </w:rPr>
+        <w:t>: </w:t>
+      </w:r>
+      <w:hyperlink r:id="rId8" w:tgtFrame="_blank" w:history="1">
+        <w:r>
+          <w:rPr>
+            <w:rStyle w:val="Hipervnculo"/>
+            <w:sz w:val="24"/>
+            <w:szCs w:val="24"/>
+          </w:rPr>
+          <w:t>edx.org</w:t>
+        </w:r>
+      </w:hyperlink>
+    </w:p>
+    <w:p>
+      <w:pPr>
+        <w:numPr>
+          <w:ilvl w:val="0"/>
+          <w:numId w:val="2"/>
+        </w:numPr>
+        <w:rPr>
+          <w:sz w:val="24"/>
+          <w:szCs w:val="24"/>
+        </w:rPr>
+      </w:pPr>
+      <w:r>
+        <w:rPr>
+          <w:b/>
+          <w:bCs/>
+          <w:sz w:val="24"/>
+          <w:szCs w:val="24"/>
+        </w:rPr>
+        <w:t>LinkedIn Learning</w:t>
+      </w:r>
+    </w:p>
+    <w:p>
+      <w:pPr>
+        <w:numPr>
+          <w:ilvl w:val="1"/>
+          <w:numId w:val="2"/>
+        </w:numPr>
+        <w:rPr>
+          <w:sz w:val="24"/>
+          <w:szCs w:val="24"/>
+          <w:lang w:val="en-US"/>
+        </w:rPr>
+      </w:pPr>
+      <w:r>
+        <w:rPr>
+          <w:b/>
+          <w:bCs/>
+          <w:sz w:val="24"/>
+          <w:szCs w:val="24"/>
+          <w:lang w:val="en-US"/>
+        </w:rPr>
+        <w:t>Description</w:t>
+      </w:r>
+      <w:r>
+        <w:rPr>
+          <w:sz w:val="24"/>
+          <w:szCs w:val="24"/>
+          <w:lang w:val="en-US"/>
+        </w:rPr>
+        <w:t>: Offers personalized courses on leadership and management skills.</w:t>
+      </w:r>
+    </w:p>
+    <w:p>
+      <w:pPr>
+        <w:numPr>
+          <w:ilvl w:val="1"/>
+          <w:numId w:val="2"/>
+        </w:numPr>
+        <w:rPr>
+          <w:sz w:val="24"/>
+          <w:szCs w:val="24"/>
+        </w:rPr>
+      </w:pPr>
+      <w:r>
+        <w:rPr>
+          <w:b/>
+          <w:bCs/>
+          <w:sz w:val="24"/>
+          <w:szCs w:val="24"/>
+        </w:rPr>
+        <w:lastRenderedPageBreak/>
+        <w:t>Platforms</w:t>
+      </w:r>
+      <w:r>
+        <w:rPr>
+          <w:sz w:val="24"/>
+          <w:szCs w:val="24"/>
+        </w:rPr>
+        <w:t>: Android, iPhone</w:t>
+      </w:r>
+    </w:p>
+    <w:p>
+      <w:pPr>
+        <w:numPr>
+          <w:ilvl w:val="1"/>
+          <w:numId w:val="2"/>
+        </w:numPr>
+        <w:rPr>
+          <w:sz w:val="24"/>
+          <w:szCs w:val="24"/>
+        </w:rPr>
+      </w:pPr>
+      <w:r>
+        <w:rPr>
+          <w:b/>
+          <w:bCs/>
+          <w:sz w:val="24"/>
+          <w:szCs w:val="24"/>
+        </w:rPr>
+        <w:t>Website</w:t>
+      </w:r>
+      <w:r>
+        <w:rPr>
+          <w:sz w:val="24"/>
+          <w:szCs w:val="24"/>
+        </w:rPr>
+        <w:t>: </w:t>
+      </w:r>
+      <w:hyperlink r:id="rId9" w:tgtFrame="_blank" w:history="1">
+        <w:r>
+          <w:rPr>
+            <w:rStyle w:val="Hipervnculo"/>
+            <w:sz w:val="24"/>
+            <w:szCs w:val="24"/>
+          </w:rPr>
+          <w:t>linkedin.com</w:t>
+        </w:r>
+      </w:hyperlink>
+    </w:p>
+    <w:p>
+      <w:pPr>
+        <w:numPr>
+          <w:ilvl w:val="0"/>
+          <w:numId w:val="2"/>
+        </w:numPr>
+        <w:rPr>
+          <w:sz w:val="24"/>
+          <w:szCs w:val="24"/>
+        </w:rPr>
+      </w:pPr>
+      <w:r>
+        <w:rPr>
+          <w:b/>
+          <w:bCs/>
+          <w:sz w:val="24"/>
+          <w:szCs w:val="24"/>
+        </w:rPr>
+        <w:t>Soft Skills Training App</w:t>
+      </w:r>
+    </w:p>
+    <w:p>
+      <w:pPr>
+        <w:numPr>
+          <w:ilvl w:val="1"/>
+          <w:numId w:val="2"/>
+        </w:numPr>
+        <w:rPr>
+          <w:sz w:val="24"/>
+          <w:szCs w:val="24"/>
+          <w:lang w:val="en-US"/>
+        </w:rPr>
+      </w:pPr>
+      <w:r>
+        <w:rPr>
+          <w:b/>
+          <w:bCs/>
+          <w:sz w:val="24"/>
+          <w:szCs w:val="24"/>
+          <w:lang w:val="en-US"/>
+        </w:rPr>
+        <w:t>Description</w:t>
+      </w:r>
+      <w:r>
+        <w:rPr>
+          <w:sz w:val="24"/>
+          <w:szCs w:val="24"/>
+          <w:lang w:val="en-US"/>
+        </w:rPr>
+        <w:t>: A gamified app that helps develop transversal skills like stress management and teamwork.</w:t>
+      </w:r>
+    </w:p>
+    <w:p>
+      <w:pPr>
+        <w:numPr>
+          <w:ilvl w:val="1"/>
+          <w:numId w:val="2"/>
+        </w:numPr>
+        <w:rPr>
+          <w:sz w:val="24"/>
+          <w:szCs w:val="24"/>
+        </w:rPr>
+      </w:pPr>
+      <w:r>
+        <w:rPr>
+          <w:b/>
+          <w:bCs/>
+          <w:sz w:val="24"/>
+          <w:szCs w:val="24"/>
+        </w:rPr>
+        <w:t>Platforms</w:t>
+      </w:r>
+      <w:r>
+        <w:rPr>
+          <w:sz w:val="24"/>
+          <w:szCs w:val="24"/>
+        </w:rPr>
+        <w:t>: Android, iPhone</w:t>
+      </w:r>
+    </w:p>
+    <w:p>
+      <w:pPr>
+        <w:numPr>
+          <w:ilvl w:val="1"/>
+          <w:numId w:val="2"/>
+        </w:numPr>
+        <w:rPr>
+          <w:sz w:val="24"/>
+          <w:szCs w:val="24"/>
+          <w:lang w:val="en-US"/>
+        </w:rPr>
+      </w:pPr>
+      <w:r>
+        <w:rPr>
+          <w:b/>
+          <w:bCs/>
+          <w:sz w:val="24"/>
+          <w:szCs w:val="24"/>
+          <w:lang w:val="en-US"/>
+        </w:rPr>
+        <w:t>Download</w:t>
+      </w:r>
+      <w:r>
+        <w:rPr>
+          <w:sz w:val="24"/>
+          <w:szCs w:val="24"/>
+          <w:lang w:val="en-US"/>
+        </w:rPr>
+        <w:t>: Apple Store and Google Play</w:t>
+      </w:r>
+    </w:p>
+    <w:p>
+      <w:pPr>
+        <w:rPr>
+          <w:sz w:val="24"/>
+          <w:szCs w:val="24"/>
+          <w:lang w:val="en-US"/>
+        </w:rPr>
+      </w:pPr>
+    </w:p>
+    <w:p>
+      <w:pPr>
+        <w:rPr>
+          <w:sz w:val="24"/>
+          <w:szCs w:val="24"/>
+          <w:lang w:val="en-US"/>
+        </w:rPr>
+      </w:pPr>
+      <w:r>
+        <w:rPr>
+          <w:sz w:val="24"/>
+          <w:szCs w:val="24"/>
+          <w:lang w:val="en-US"/>
+        </w:rPr>
+        <w:t xml:space="preserve">Source: </w:t>
+      </w:r>
+    </w:p>
+    <w:p>
+      <w:pPr>
+        <w:rPr>
+          <w:sz w:val="24"/>
+          <w:szCs w:val="24"/>
+          <w:lang w:val="en-US"/>
+        </w:rPr>
+      </w:pPr>
+      <w:hyperlink r:id="rId10" w:history="1">
+        <w:r>
+          <w:rPr>
+            <w:rStyle w:val="Hipervnculo"/>
+            <w:sz w:val="24"/>
+            <w:szCs w:val="24"/>
+            <w:lang w:val="en-US"/>
+          </w:rPr>
+          <w:t>https://virtualspeech.com/learn/soft-skills-apps</w:t>
+        </w:r>
+      </w:hyperlink>
+    </w:p>
+    <w:p>
+      <w:pPr>
+        <w:rPr>
+          <w:sz w:val="24"/>
+          <w:szCs w:val="24"/>
+          <w:lang w:val="en-US"/>
+        </w:rPr>
+      </w:pPr>
+      <w:hyperlink r:id="rId11" w:history="1">
+        <w:r>
+          <w:rPr>
+            <w:rStyle w:val="Hipervnculo"/>
+            <w:sz w:val="24"/>
+            <w:szCs w:val="24"/>
+            <w:lang w:val="en-US"/>
+          </w:rPr>
+          <w:t>https://magazine.playing4softskills.eu/project/soft-skills-training-app-an-interactive-platform-to-activate-and-develop-of-transversal-skills-on-an-individual-basis-and-in-a-playful-manner/</w:t>
+        </w:r>
+      </w:hyperlink>
+    </w:p>
+    <w:p>
+      <w:pPr>
+        <w:rPr>
+          <w:sz w:val="24"/>
+          <w:szCs w:val="24"/>
+          <w:lang w:val="en-US"/>
+        </w:rPr>
+      </w:pPr>
     </w:p>
     <w:sectPr>
       <w:pgSz w:w="12240" w:h="15840"/>
@@ -981,6 +1676,123 @@
 <file path=word/numbering.xml><?xml version="1.0" encoding="utf-8"?>
 <w:numbering xmlns:wpc="http://schemas.microsoft.com/office/word/2010/wordprocessingCanvas" xmlns:cx="http://schemas.microsoft.com/office/drawing/2014/chartex" xmlns:cx1="http://schemas.microsoft.com/office/drawing/2015/9/8/chartex" xmlns:cx2="http://schemas.microsoft.com/office/drawing/2015/10/21/chartex" xmlns:cx3="http://schemas.microsoft.com/office/drawing/2016/5/9/chartex" xmlns:cx4="http://schemas.microsoft.com/office/drawing/2016/5/10/chartex" xmlns:cx5="http://schemas.microsoft.com/office/drawing/2016/5/11/chartex" xmlns:cx6="http://schemas.microsoft.com/office/drawing/2016/5/12/chartex" xmlns:cx7="http://schemas.microsoft.com/office/drawing/2016/5/13/chartex" xmlns:cx8="http://schemas.microsoft.com/office/drawing/2016/5/14/chartex" xmlns:mc="http://schemas.openxmlformats.org/markup-compatibility/2006" xmlns:aink="http://schemas.microsoft.com/office/drawing/2016/ink" xmlns:am3d="http://schemas.microsoft.com/office/drawing/2017/model3d" xmlns:o="urn:schemas-microsoft-com:office:office" xmlns:oel="http://schemas.microsoft.com/office/2019/extlst" xmlns:r="http://schemas.openxmlformats.org/officeDocument/2006/relationships" xmlns:m="http://schemas.openxmlformats.org/officeDocument/2006/math" xmlns:v="urn:schemas-microsoft-com:vml" xmlns:wp14="http://schemas.microsoft.com/office/word/2010/wordprocessingDrawing" xmlns:wp="http://schemas.openxmlformats.org/drawingml/2006/wordprocessingDrawing" xmlns:w10="urn:schemas-microsoft-com:office:word" xmlns:w="http://schemas.openxmlformats.org/wordprocessingml/2006/main" xmlns:w14="http://schemas.microsoft.com/office/word/2010/wordml" xmlns:w15="http://schemas.microsoft.com/office/word/2012/wordml" xmlns:w16cex="http://schemas.microsoft.com/office/word/2018/wordml/cex" xmlns:w16cid="http://schemas.microsoft.com/office/word/2016/wordml/cid" xmlns:w16="http://schemas.microsoft.com/office/word/2018/wordml" xmlns:w16du="http://schemas.microsoft.com/office/word/2023/wordml/word16du" xmlns:w16sdtdh="http://schemas.microsoft.com/office/word/2020/wordml/sdtdatahash" xmlns:w16sdtfl="http://schemas.microsoft.com/office/word/2024/wordml/sdtformatlock" xmlns:w16se="http://schemas.microsoft.com/office/word/2015/wordml/symex" xmlns:wpg="http://schemas.microsoft.com/office/word/2010/wordprocessingGroup" xmlns:wpi="http://schemas.microsoft.com/office/word/2010/wordprocessingInk" xmlns:wne="http://schemas.microsoft.com/office/word/2006/wordml" xmlns:wps="http://schemas.microsoft.com/office/word/2010/wordprocessingShape" mc:Ignorable="w14 w15 w16se w16cid w16 w16cex w16sdtdh w16sdtfl w16du wp14">
   <w:abstractNum w:abstractNumId="0" w15:restartNumberingAfterBreak="0">
+    <w:nsid w:val="49311A1F"/>
+    <w:multiLevelType w:val="multilevel"/>
+    <w:tmpl w:val="790C5716"/>
+    <w:lvl w:ilvl="0">
+      <w:start w:val="1"/>
+      <w:numFmt w:val="decimal"/>
+      <w:lvlText w:val="%1."/>
+      <w:lvlJc w:val="left"/>
+      <w:pPr>
+        <w:tabs>
+          <w:tab w:val="num" w:pos="720"/>
+        </w:tabs>
+        <w:ind w:left="720" w:hanging="360"/>
+      </w:pPr>
+    </w:lvl>
+    <w:lvl w:ilvl="1">
+      <w:start w:val="1"/>
+      <w:numFmt w:val="bullet"/>
+      <w:lvlText w:val=""/>
+      <w:lvlJc w:val="left"/>
+      <w:pPr>
+        <w:tabs>
+          <w:tab w:val="num" w:pos="1440"/>
+        </w:tabs>
+        <w:ind w:left="1440" w:hanging="360"/>
+      </w:pPr>
+      <w:rPr>
+        <w:rFonts w:ascii="Symbol" w:hAnsi="Symbol" w:hint="default"/>
+        <w:sz w:val="20"/>
+      </w:rPr>
+    </w:lvl>
+    <w:lvl w:ilvl="2" w:tentative="1">
+      <w:start w:val="1"/>
+      <w:numFmt w:val="decimal"/>
+      <w:lvlText w:val="%3."/>
+      <w:lvlJc w:val="left"/>
+      <w:pPr>
+        <w:tabs>
+          <w:tab w:val="num" w:pos="2160"/>
+        </w:tabs>
+        <w:ind w:left="2160" w:hanging="360"/>
+      </w:pPr>
+    </w:lvl>
+    <w:lvl w:ilvl="3" w:tentative="1">
+      <w:start w:val="1"/>
+      <w:numFmt w:val="decimal"/>
+      <w:lvlText w:val="%4."/>
+      <w:lvlJc w:val="left"/>
+      <w:pPr>
+        <w:tabs>
+          <w:tab w:val="num" w:pos="2880"/>
+        </w:tabs>
+        <w:ind w:left="2880" w:hanging="360"/>
+      </w:pPr>
+    </w:lvl>
+    <w:lvl w:ilvl="4" w:tentative="1">
+      <w:start w:val="1"/>
+      <w:numFmt w:val="decimal"/>
+      <w:lvlText w:val="%5."/>
+      <w:lvlJc w:val="left"/>
+      <w:pPr>
+        <w:tabs>
+          <w:tab w:val="num" w:pos="3600"/>
+        </w:tabs>
+        <w:ind w:left="3600" w:hanging="360"/>
+      </w:pPr>
+    </w:lvl>
+    <w:lvl w:ilvl="5" w:tentative="1">
+      <w:start w:val="1"/>
+      <w:numFmt w:val="decimal"/>
+      <w:lvlText w:val="%6."/>
+      <w:lvlJc w:val="left"/>
+      <w:pPr>
+        <w:tabs>
+          <w:tab w:val="num" w:pos="4320"/>
+        </w:tabs>
+        <w:ind w:left="4320" w:hanging="360"/>
+      </w:pPr>
+    </w:lvl>
+    <w:lvl w:ilvl="6" w:tentative="1">
+      <w:start w:val="1"/>
+      <w:numFmt w:val="decimal"/>
+      <w:lvlText w:val="%7."/>
+      <w:lvlJc w:val="left"/>
+      <w:pPr>
+        <w:tabs>
+          <w:tab w:val="num" w:pos="5040"/>
+        </w:tabs>
+        <w:ind w:left="5040" w:hanging="360"/>
+      </w:pPr>
+    </w:lvl>
+    <w:lvl w:ilvl="7" w:tentative="1">
+      <w:start w:val="1"/>
+      <w:numFmt w:val="decimal"/>
+      <w:lvlText w:val="%8."/>
+      <w:lvlJc w:val="left"/>
+      <w:pPr>
+        <w:tabs>
+          <w:tab w:val="num" w:pos="5760"/>
+        </w:tabs>
+        <w:ind w:left="5760" w:hanging="360"/>
+      </w:pPr>
+    </w:lvl>
+    <w:lvl w:ilvl="8" w:tentative="1">
+      <w:start w:val="1"/>
+      <w:numFmt w:val="decimal"/>
+      <w:lvlText w:val="%9."/>
+      <w:lvlJc w:val="left"/>
+      <w:pPr>
+        <w:tabs>
+          <w:tab w:val="num" w:pos="6480"/>
+        </w:tabs>
+        <w:ind w:left="6480" w:hanging="360"/>
+      </w:pPr>
+    </w:lvl>
+  </w:abstractNum>
+  <w:abstractNum w:abstractNumId="1" w15:restartNumberingAfterBreak="0">
     <w:nsid w:val="5178271A"/>
     <w:multiLevelType w:val="hybridMultilevel"/>
     <w:tmpl w:val="A9B867F4"/>
@@ -1072,6 +1884,9 @@
     </w:lvl>
   </w:abstractNum>
   <w:num w:numId="1" w16cid:durableId="29843648">
+    <w:abstractNumId w:val="1"/>
+  </w:num>
+  <w:num w:numId="2" w16cid:durableId="620495548">
     <w:abstractNumId w:val="0"/>
   </w:num>
 </w:numbering>
@@ -1680,7 +2495,6 @@
   <w:style w:type="character" w:default="1" w:styleId="Fuentedeprrafopredeter">
     <w:name w:val="Default Paragraph Font"/>
     <w:uiPriority w:val="1"/>
-    <w:semiHidden/>
     <w:unhideWhenUsed/>
   </w:style>
   <w:style w:type="table" w:default="1" w:styleId="Tablanormal">

--- a/Research & Context/CompiledResearch.docx
+++ b/Research & Context/CompiledResearch.docx
@@ -894,7 +894,25 @@
           <w:szCs w:val="24"/>
           <w:lang w:val="en-US"/>
         </w:rPr>
-        <w:t>Scientific research: There is a lot of available information about softskills and their importance in IT related fields, using the sources compiled on the bibliography document we can gather a lot of useful information.</w:t>
+        <w:t xml:space="preserve">Scientific research: There is a lot of available information about </w:t>
+      </w:r>
+      <w:proofErr w:type="spellStart"/>
+      <w:r>
+        <w:rPr>
+          <w:sz w:val="24"/>
+          <w:szCs w:val="24"/>
+          <w:lang w:val="en-US"/>
+        </w:rPr>
+        <w:t>softskills</w:t>
+      </w:r>
+      <w:proofErr w:type="spellEnd"/>
+      <w:r>
+        <w:rPr>
+          <w:sz w:val="24"/>
+          <w:szCs w:val="24"/>
+          <w:lang w:val="en-US"/>
+        </w:rPr>
+        <w:t xml:space="preserve"> and their importance in IT related fields, using the sources compiled on the bibliography document we can gather a lot of useful information.</w:t>
       </w:r>
     </w:p>
     <w:p>
@@ -993,7 +1011,23 @@
           <w:szCs w:val="24"/>
           <w:lang w:val="en-US"/>
         </w:rPr>
-        <w:t>here are similar apps available to train soft skills, even though each one use a different way to teach the</w:t>
+        <w:t xml:space="preserve">here are similar apps available to train soft skills, even though each one </w:t>
+      </w:r>
+      <w:r>
+        <w:rPr>
+          <w:sz w:val="24"/>
+          <w:szCs w:val="24"/>
+          <w:lang w:val="en-US"/>
+        </w:rPr>
+        <w:t>uses</w:t>
+      </w:r>
+      <w:r>
+        <w:rPr>
+          <w:sz w:val="24"/>
+          <w:szCs w:val="24"/>
+          <w:lang w:val="en-US"/>
+        </w:rPr>
+        <w:t xml:space="preserve"> a different way to teach the</w:t>
       </w:r>
       <w:r>
         <w:rPr>
@@ -1003,6 +1037,15 @@
         </w:rPr>
         <w:t xml:space="preserve"> users. Here are some examples:</w:t>
       </w:r>
+    </w:p>
+    <w:p>
+      <w:pPr>
+        <w:rPr>
+          <w:sz w:val="24"/>
+          <w:szCs w:val="24"/>
+          <w:lang w:val="en-US"/>
+        </w:rPr>
+      </w:pPr>
     </w:p>
     <w:p>
       <w:pPr>
@@ -1027,128 +1070,117 @@
     </w:p>
     <w:p>
       <w:pPr>
-        <w:numPr>
-          <w:ilvl w:val="1"/>
-          <w:numId w:val="2"/>
-        </w:numPr>
-        <w:rPr>
-          <w:sz w:val="24"/>
-          <w:szCs w:val="24"/>
-          <w:lang w:val="en-US"/>
-        </w:rPr>
-      </w:pPr>
-      <w:r>
-        <w:rPr>
-          <w:b/>
-          <w:bCs/>
-          <w:sz w:val="24"/>
-          <w:szCs w:val="24"/>
-          <w:lang w:val="en-US"/>
-        </w:rPr>
-        <w:t>Description</w:t>
-      </w:r>
-      <w:r>
-        <w:rPr>
-          <w:sz w:val="24"/>
-          <w:szCs w:val="24"/>
-          <w:lang w:val="en-US"/>
-        </w:rPr>
-        <w:t>: Offers a wide range of online courses from top universities, including soft skills like communication and leadership.</w:t>
-      </w:r>
-    </w:p>
-    <w:p>
-      <w:pPr>
-        <w:numPr>
-          <w:ilvl w:val="1"/>
-          <w:numId w:val="2"/>
-        </w:numPr>
-        <w:rPr>
-          <w:sz w:val="24"/>
-          <w:szCs w:val="24"/>
-        </w:rPr>
-      </w:pPr>
-      <w:r>
-        <w:rPr>
-          <w:b/>
-          <w:bCs/>
-          <w:sz w:val="24"/>
-          <w:szCs w:val="24"/>
-        </w:rPr>
-        <w:t>Platforms</w:t>
-      </w:r>
-      <w:r>
-        <w:rPr>
-          <w:sz w:val="24"/>
-          <w:szCs w:val="24"/>
-        </w:rPr>
-        <w:t>: Android, iPhone</w:t>
-      </w:r>
-    </w:p>
-    <w:p>
-      <w:pPr>
-        <w:numPr>
-          <w:ilvl w:val="1"/>
-          <w:numId w:val="2"/>
-        </w:numPr>
-        <w:rPr>
-          <w:sz w:val="24"/>
-          <w:szCs w:val="24"/>
-        </w:rPr>
-      </w:pPr>
-      <w:r>
-        <w:rPr>
-          <w:b/>
-          <w:bCs/>
-          <w:sz w:val="24"/>
-          <w:szCs w:val="24"/>
-        </w:rPr>
-        <w:t>Website</w:t>
-      </w:r>
-      <w:r>
-        <w:rPr>
-          <w:sz w:val="24"/>
-          <w:szCs w:val="24"/>
-        </w:rPr>
-        <w:t>: </w:t>
-      </w:r>
-      <w:hyperlink r:id="rId6" w:tgtFrame="_blank" w:history="1">
-        <w:r>
-          <w:rPr>
-            <w:rStyle w:val="Hipervnculo"/>
-            <w:sz w:val="24"/>
-            <w:szCs w:val="24"/>
-          </w:rPr>
-          <w:t>coursera.org</w:t>
-        </w:r>
-      </w:hyperlink>
-    </w:p>
-    <w:p>
-      <w:pPr>
+        <w:rPr>
+          <w:sz w:val="24"/>
+          <w:szCs w:val="24"/>
+          <w:lang w:val="en-US"/>
+        </w:rPr>
+      </w:pPr>
+      <w:r>
+        <w:rPr>
+          <w:sz w:val="24"/>
+          <w:szCs w:val="24"/>
+          <w:lang w:val="en-US"/>
+        </w:rPr>
+        <w:t xml:space="preserve">This app is very popular among students who want to learn something new or improve their knowledge in a specific area. This app also offers a very good amount of </w:t>
+      </w:r>
+      <w:proofErr w:type="spellStart"/>
+      <w:r>
+        <w:rPr>
+          <w:sz w:val="24"/>
+          <w:szCs w:val="24"/>
+          <w:lang w:val="en-US"/>
+        </w:rPr>
+        <w:t>softskills</w:t>
+      </w:r>
+      <w:proofErr w:type="spellEnd"/>
+      <w:r>
+        <w:rPr>
+          <w:sz w:val="24"/>
+          <w:szCs w:val="24"/>
+          <w:lang w:val="en-US"/>
+        </w:rPr>
+        <w:t xml:space="preserve"> courses </w:t>
+      </w:r>
+      <w:r>
+        <w:rPr>
+          <w:sz w:val="24"/>
+          <w:szCs w:val="24"/>
+          <w:lang w:val="en-US"/>
+        </w:rPr>
+        <w:t>that cater to various career goals and learning styles. </w:t>
+      </w:r>
+    </w:p>
+    <w:p>
+      <w:pPr>
+        <w:rPr>
+          <w:sz w:val="24"/>
+          <w:szCs w:val="24"/>
+          <w:lang w:val="en-US"/>
+        </w:rPr>
+      </w:pPr>
+      <w:r>
+        <w:rPr>
+          <w:sz w:val="24"/>
+          <w:szCs w:val="24"/>
+          <w:lang w:val="en-US"/>
+        </w:rPr>
+        <w:t>Most popular Coursera’s courses:</w:t>
+      </w:r>
+    </w:p>
+    <w:p>
+      <w:pPr>
+        <w:pStyle w:val="Prrafodelista"/>
         <w:numPr>
           <w:ilvl w:val="0"/>
-          <w:numId w:val="2"/>
+          <w:numId w:val="4"/>
         </w:numPr>
         <w:rPr>
           <w:sz w:val="24"/>
           <w:szCs w:val="24"/>
-        </w:rPr>
-      </w:pPr>
-      <w:r>
-        <w:rPr>
-          <w:b/>
-          <w:bCs/>
-          <w:sz w:val="24"/>
-          <w:szCs w:val="24"/>
-        </w:rPr>
-        <w:t>VirtualSpeech</w:t>
-      </w:r>
-    </w:p>
-    <w:p>
-      <w:pPr>
-        <w:numPr>
-          <w:ilvl w:val="1"/>
-          <w:numId w:val="2"/>
-        </w:numPr>
+          <w:lang w:val="en-US"/>
+        </w:rPr>
+      </w:pPr>
+      <w:r>
+        <w:rPr>
+          <w:b/>
+          <w:bCs/>
+          <w:sz w:val="24"/>
+          <w:szCs w:val="24"/>
+          <w:lang w:val="en-US"/>
+        </w:rPr>
+        <w:t>People and Soft Skills for Professional and Personal Success</w:t>
+      </w:r>
+    </w:p>
+    <w:p>
+      <w:pPr>
+        <w:rPr>
+          <w:sz w:val="24"/>
+          <w:szCs w:val="24"/>
+          <w:lang w:val="en-US"/>
+        </w:rPr>
+      </w:pPr>
+      <w:r>
+        <w:rPr>
+          <w:b/>
+          <w:bCs/>
+          <w:sz w:val="24"/>
+          <w:szCs w:val="24"/>
+          <w:lang w:val="en-US"/>
+        </w:rPr>
+        <w:t>Skills Covered</w:t>
+      </w:r>
+      <w:r>
+        <w:rPr>
+          <w:sz w:val="24"/>
+          <w:szCs w:val="24"/>
+          <w:lang w:val="en-US"/>
+        </w:rPr>
+        <w:t>: Leadership, Management, Communication, Problem Solving, Collaboration, Conflict Management, Presentations, Agile Methodology, Public Speaking, and more.</w:t>
+      </w:r>
+    </w:p>
+    <w:p>
+      <w:pPr>
         <w:rPr>
           <w:sz w:val="24"/>
           <w:szCs w:val="24"/>
@@ -1171,458 +1203,9 @@
           <w:szCs w:val="24"/>
           <w:lang w:val="en-US"/>
         </w:rPr>
-        <w:t>: Uses VR to practice communication skills such as public speaking and leadership.</w:t>
-      </w:r>
-    </w:p>
-    <w:p>
-      <w:pPr>
-        <w:numPr>
-          <w:ilvl w:val="1"/>
-          <w:numId w:val="2"/>
-        </w:numPr>
-        <w:rPr>
-          <w:sz w:val="24"/>
-          <w:szCs w:val="24"/>
-        </w:rPr>
-      </w:pPr>
-      <w:r>
-        <w:rPr>
-          <w:b/>
-          <w:bCs/>
-          <w:sz w:val="24"/>
-          <w:szCs w:val="24"/>
-        </w:rPr>
-        <w:t>Platforms</w:t>
-      </w:r>
-      <w:r>
-        <w:rPr>
-          <w:sz w:val="24"/>
-          <w:szCs w:val="24"/>
-        </w:rPr>
-        <w:t>: Android, iPhone, VR headsets</w:t>
-      </w:r>
-    </w:p>
-    <w:p>
-      <w:pPr>
-        <w:numPr>
-          <w:ilvl w:val="1"/>
-          <w:numId w:val="2"/>
-        </w:numPr>
-        <w:rPr>
-          <w:sz w:val="24"/>
-          <w:szCs w:val="24"/>
-        </w:rPr>
-      </w:pPr>
-      <w:r>
-        <w:rPr>
-          <w:b/>
-          <w:bCs/>
-          <w:sz w:val="24"/>
-          <w:szCs w:val="24"/>
-        </w:rPr>
-        <w:t>Website</w:t>
-      </w:r>
-      <w:r>
-        <w:rPr>
-          <w:sz w:val="24"/>
-          <w:szCs w:val="24"/>
-        </w:rPr>
-        <w:t>: </w:t>
-      </w:r>
-      <w:hyperlink r:id="rId7" w:tgtFrame="_blank" w:history="1">
-        <w:r>
-          <w:rPr>
-            <w:rStyle w:val="Hipervnculo"/>
-            <w:sz w:val="24"/>
-            <w:szCs w:val="24"/>
-          </w:rPr>
-          <w:t>virtualspeech.com</w:t>
-        </w:r>
-      </w:hyperlink>
-    </w:p>
-    <w:p>
-      <w:pPr>
-        <w:numPr>
-          <w:ilvl w:val="0"/>
-          <w:numId w:val="2"/>
-        </w:numPr>
-        <w:rPr>
-          <w:sz w:val="24"/>
-          <w:szCs w:val="24"/>
-        </w:rPr>
-      </w:pPr>
-      <w:r>
-        <w:rPr>
-          <w:b/>
-          <w:bCs/>
-          <w:sz w:val="24"/>
-          <w:szCs w:val="24"/>
-        </w:rPr>
-        <w:t>edX</w:t>
-      </w:r>
-    </w:p>
-    <w:p>
-      <w:pPr>
-        <w:numPr>
-          <w:ilvl w:val="1"/>
-          <w:numId w:val="2"/>
-        </w:numPr>
-        <w:rPr>
-          <w:sz w:val="24"/>
-          <w:szCs w:val="24"/>
-          <w:lang w:val="en-US"/>
-        </w:rPr>
-      </w:pPr>
-      <w:r>
-        <w:rPr>
-          <w:b/>
-          <w:bCs/>
-          <w:sz w:val="24"/>
-          <w:szCs w:val="24"/>
-          <w:lang w:val="en-US"/>
-        </w:rPr>
-        <w:t>Description</w:t>
-      </w:r>
-      <w:r>
-        <w:rPr>
-          <w:sz w:val="24"/>
-          <w:szCs w:val="24"/>
-          <w:lang w:val="en-US"/>
-        </w:rPr>
-        <w:t>: Provides online courses from renowned institutions like Harvard and MIT, covering various soft skills.</w:t>
-      </w:r>
-    </w:p>
-    <w:p>
-      <w:pPr>
-        <w:numPr>
-          <w:ilvl w:val="1"/>
-          <w:numId w:val="2"/>
-        </w:numPr>
-        <w:rPr>
-          <w:sz w:val="24"/>
-          <w:szCs w:val="24"/>
-        </w:rPr>
-      </w:pPr>
-      <w:r>
-        <w:rPr>
-          <w:b/>
-          <w:bCs/>
-          <w:sz w:val="24"/>
-          <w:szCs w:val="24"/>
-        </w:rPr>
-        <w:t>Platforms</w:t>
-      </w:r>
-      <w:r>
-        <w:rPr>
-          <w:sz w:val="24"/>
-          <w:szCs w:val="24"/>
-        </w:rPr>
-        <w:t>: Android, iPhone</w:t>
-      </w:r>
-    </w:p>
-    <w:p>
-      <w:pPr>
-        <w:numPr>
-          <w:ilvl w:val="1"/>
-          <w:numId w:val="2"/>
-        </w:numPr>
-        <w:rPr>
-          <w:sz w:val="24"/>
-          <w:szCs w:val="24"/>
-        </w:rPr>
-      </w:pPr>
-      <w:r>
-        <w:rPr>
-          <w:b/>
-          <w:bCs/>
-          <w:sz w:val="24"/>
-          <w:szCs w:val="24"/>
-        </w:rPr>
-        <w:t>Website</w:t>
-      </w:r>
-      <w:r>
-        <w:rPr>
-          <w:sz w:val="24"/>
-          <w:szCs w:val="24"/>
-        </w:rPr>
-        <w:t>: </w:t>
-      </w:r>
-      <w:hyperlink r:id="rId8" w:tgtFrame="_blank" w:history="1">
-        <w:r>
-          <w:rPr>
-            <w:rStyle w:val="Hipervnculo"/>
-            <w:sz w:val="24"/>
-            <w:szCs w:val="24"/>
-          </w:rPr>
-          <w:t>edx.org</w:t>
-        </w:r>
-      </w:hyperlink>
-    </w:p>
-    <w:p>
-      <w:pPr>
-        <w:numPr>
-          <w:ilvl w:val="0"/>
-          <w:numId w:val="2"/>
-        </w:numPr>
-        <w:rPr>
-          <w:sz w:val="24"/>
-          <w:szCs w:val="24"/>
-        </w:rPr>
-      </w:pPr>
-      <w:r>
-        <w:rPr>
-          <w:b/>
-          <w:bCs/>
-          <w:sz w:val="24"/>
-          <w:szCs w:val="24"/>
-        </w:rPr>
-        <w:t>LinkedIn Learning</w:t>
-      </w:r>
-    </w:p>
-    <w:p>
-      <w:pPr>
-        <w:numPr>
-          <w:ilvl w:val="1"/>
-          <w:numId w:val="2"/>
-        </w:numPr>
-        <w:rPr>
-          <w:sz w:val="24"/>
-          <w:szCs w:val="24"/>
-          <w:lang w:val="en-US"/>
-        </w:rPr>
-      </w:pPr>
-      <w:r>
-        <w:rPr>
-          <w:b/>
-          <w:bCs/>
-          <w:sz w:val="24"/>
-          <w:szCs w:val="24"/>
-          <w:lang w:val="en-US"/>
-        </w:rPr>
-        <w:t>Description</w:t>
-      </w:r>
-      <w:r>
-        <w:rPr>
-          <w:sz w:val="24"/>
-          <w:szCs w:val="24"/>
-          <w:lang w:val="en-US"/>
-        </w:rPr>
-        <w:t>: Offers personalized courses on leadership and management skills.</w:t>
-      </w:r>
-    </w:p>
-    <w:p>
-      <w:pPr>
-        <w:numPr>
-          <w:ilvl w:val="1"/>
-          <w:numId w:val="2"/>
-        </w:numPr>
-        <w:rPr>
-          <w:sz w:val="24"/>
-          <w:szCs w:val="24"/>
-        </w:rPr>
-      </w:pPr>
-      <w:r>
-        <w:rPr>
-          <w:b/>
-          <w:bCs/>
-          <w:sz w:val="24"/>
-          <w:szCs w:val="24"/>
-        </w:rPr>
-        <w:lastRenderedPageBreak/>
-        <w:t>Platforms</w:t>
-      </w:r>
-      <w:r>
-        <w:rPr>
-          <w:sz w:val="24"/>
-          <w:szCs w:val="24"/>
-        </w:rPr>
-        <w:t>: Android, iPhone</w:t>
-      </w:r>
-    </w:p>
-    <w:p>
-      <w:pPr>
-        <w:numPr>
-          <w:ilvl w:val="1"/>
-          <w:numId w:val="2"/>
-        </w:numPr>
-        <w:rPr>
-          <w:sz w:val="24"/>
-          <w:szCs w:val="24"/>
-        </w:rPr>
-      </w:pPr>
-      <w:r>
-        <w:rPr>
-          <w:b/>
-          <w:bCs/>
-          <w:sz w:val="24"/>
-          <w:szCs w:val="24"/>
-        </w:rPr>
-        <w:t>Website</w:t>
-      </w:r>
-      <w:r>
-        <w:rPr>
-          <w:sz w:val="24"/>
-          <w:szCs w:val="24"/>
-        </w:rPr>
-        <w:t>: </w:t>
-      </w:r>
-      <w:hyperlink r:id="rId9" w:tgtFrame="_blank" w:history="1">
-        <w:r>
-          <w:rPr>
-            <w:rStyle w:val="Hipervnculo"/>
-            <w:sz w:val="24"/>
-            <w:szCs w:val="24"/>
-          </w:rPr>
-          <w:t>linkedin.com</w:t>
-        </w:r>
-      </w:hyperlink>
-    </w:p>
-    <w:p>
-      <w:pPr>
-        <w:numPr>
-          <w:ilvl w:val="0"/>
-          <w:numId w:val="2"/>
-        </w:numPr>
-        <w:rPr>
-          <w:sz w:val="24"/>
-          <w:szCs w:val="24"/>
-        </w:rPr>
-      </w:pPr>
-      <w:r>
-        <w:rPr>
-          <w:b/>
-          <w:bCs/>
-          <w:sz w:val="24"/>
-          <w:szCs w:val="24"/>
-        </w:rPr>
-        <w:t>Soft Skills Training App</w:t>
-      </w:r>
-    </w:p>
-    <w:p>
-      <w:pPr>
-        <w:numPr>
-          <w:ilvl w:val="1"/>
-          <w:numId w:val="2"/>
-        </w:numPr>
-        <w:rPr>
-          <w:sz w:val="24"/>
-          <w:szCs w:val="24"/>
-          <w:lang w:val="en-US"/>
-        </w:rPr>
-      </w:pPr>
-      <w:r>
-        <w:rPr>
-          <w:b/>
-          <w:bCs/>
-          <w:sz w:val="24"/>
-          <w:szCs w:val="24"/>
-          <w:lang w:val="en-US"/>
-        </w:rPr>
-        <w:t>Description</w:t>
-      </w:r>
-      <w:r>
-        <w:rPr>
-          <w:sz w:val="24"/>
-          <w:szCs w:val="24"/>
-          <w:lang w:val="en-US"/>
-        </w:rPr>
-        <w:t>: A gamified app that helps develop transversal skills like stress management and teamwork.</w:t>
-      </w:r>
-    </w:p>
-    <w:p>
-      <w:pPr>
-        <w:numPr>
-          <w:ilvl w:val="1"/>
-          <w:numId w:val="2"/>
-        </w:numPr>
-        <w:rPr>
-          <w:sz w:val="24"/>
-          <w:szCs w:val="24"/>
-        </w:rPr>
-      </w:pPr>
-      <w:r>
-        <w:rPr>
-          <w:b/>
-          <w:bCs/>
-          <w:sz w:val="24"/>
-          <w:szCs w:val="24"/>
-        </w:rPr>
-        <w:t>Platforms</w:t>
-      </w:r>
-      <w:r>
-        <w:rPr>
-          <w:sz w:val="24"/>
-          <w:szCs w:val="24"/>
-        </w:rPr>
-        <w:t>: Android, iPhone</w:t>
-      </w:r>
-    </w:p>
-    <w:p>
-      <w:pPr>
-        <w:numPr>
-          <w:ilvl w:val="1"/>
-          <w:numId w:val="2"/>
-        </w:numPr>
-        <w:rPr>
-          <w:sz w:val="24"/>
-          <w:szCs w:val="24"/>
-          <w:lang w:val="en-US"/>
-        </w:rPr>
-      </w:pPr>
-      <w:r>
-        <w:rPr>
-          <w:b/>
-          <w:bCs/>
-          <w:sz w:val="24"/>
-          <w:szCs w:val="24"/>
-          <w:lang w:val="en-US"/>
-        </w:rPr>
-        <w:t>Download</w:t>
-      </w:r>
-      <w:r>
-        <w:rPr>
-          <w:sz w:val="24"/>
-          <w:szCs w:val="24"/>
-          <w:lang w:val="en-US"/>
-        </w:rPr>
-        <w:t>: Apple Store and Google Play</w:t>
-      </w:r>
-    </w:p>
-    <w:p>
-      <w:pPr>
-        <w:rPr>
-          <w:sz w:val="24"/>
-          <w:szCs w:val="24"/>
-          <w:lang w:val="en-US"/>
-        </w:rPr>
-      </w:pPr>
-    </w:p>
-    <w:p>
-      <w:pPr>
-        <w:rPr>
-          <w:sz w:val="24"/>
-          <w:szCs w:val="24"/>
-          <w:lang w:val="en-US"/>
-        </w:rPr>
-      </w:pPr>
-      <w:r>
-        <w:rPr>
-          <w:sz w:val="24"/>
-          <w:szCs w:val="24"/>
-          <w:lang w:val="en-US"/>
-        </w:rPr>
-        <w:t xml:space="preserve">Source: </w:t>
-      </w:r>
-    </w:p>
-    <w:p>
-      <w:pPr>
-        <w:rPr>
-          <w:sz w:val="24"/>
-          <w:szCs w:val="24"/>
-          <w:lang w:val="en-US"/>
-        </w:rPr>
-      </w:pPr>
-      <w:hyperlink r:id="rId10" w:history="1">
+        <w:t>: This specialization includes five short courses followed by a final assessment. It focuses on developing essential people and soft skills for professional success, with real-life scenarios and case studies</w:t>
+      </w:r>
+      <w:hyperlink r:id="rId6" w:tgtFrame="_blank" w:history="1">
         <w:r>
           <w:rPr>
             <w:rStyle w:val="Hipervnculo"/>
@@ -1630,38 +1213,428 @@
             <w:szCs w:val="24"/>
             <w:lang w:val="en-US"/>
           </w:rPr>
-          <w:t>https://virtualspeech.com/learn/soft-skills-apps</w:t>
+          <w:t>.</w:t>
         </w:r>
       </w:hyperlink>
     </w:p>
     <w:p>
       <w:pPr>
-        <w:rPr>
-          <w:sz w:val="24"/>
-          <w:szCs w:val="24"/>
-          <w:lang w:val="en-US"/>
-        </w:rPr>
-      </w:pPr>
-      <w:hyperlink r:id="rId11" w:history="1">
-        <w:r>
-          <w:rPr>
-            <w:rStyle w:val="Hipervnculo"/>
-            <w:sz w:val="24"/>
-            <w:szCs w:val="24"/>
-            <w:lang w:val="en-US"/>
-          </w:rPr>
-          <w:t>https://magazine.playing4softskills.eu/project/soft-skills-training-app-an-interactive-platform-to-activate-and-develop-of-transversal-skills-on-an-individual-basis-and-in-a-playful-manner/</w:t>
-        </w:r>
-      </w:hyperlink>
-    </w:p>
-    <w:p>
-      <w:pPr>
-        <w:rPr>
-          <w:sz w:val="24"/>
-          <w:szCs w:val="24"/>
-          <w:lang w:val="en-US"/>
-        </w:rPr>
-      </w:pPr>
+        <w:pStyle w:val="Prrafodelista"/>
+        <w:numPr>
+          <w:ilvl w:val="0"/>
+          <w:numId w:val="4"/>
+        </w:numPr>
+        <w:rPr>
+          <w:sz w:val="24"/>
+          <w:szCs w:val="24"/>
+          <w:lang w:val="en-US"/>
+        </w:rPr>
+      </w:pPr>
+      <w:r>
+        <w:rPr>
+          <w:b/>
+          <w:bCs/>
+          <w:sz w:val="24"/>
+          <w:szCs w:val="24"/>
+          <w:lang w:val="en-US"/>
+        </w:rPr>
+        <w:t>Career Success Specialization</w:t>
+      </w:r>
+    </w:p>
+    <w:p>
+      <w:pPr>
+        <w:rPr>
+          <w:sz w:val="24"/>
+          <w:szCs w:val="24"/>
+          <w:lang w:val="en-US"/>
+        </w:rPr>
+      </w:pPr>
+      <w:r>
+        <w:rPr>
+          <w:b/>
+          <w:bCs/>
+          <w:sz w:val="24"/>
+          <w:szCs w:val="24"/>
+          <w:lang w:val="en-US"/>
+        </w:rPr>
+        <w:t>Skills Covered</w:t>
+      </w:r>
+      <w:r>
+        <w:rPr>
+          <w:sz w:val="24"/>
+          <w:szCs w:val="24"/>
+          <w:lang w:val="en-US"/>
+        </w:rPr>
+        <w:t>: Project Management, Time Management, Finance, Communication, Negotiation, Leadership, Problem-Solving, and Entrepreneurship.</w:t>
+      </w:r>
+    </w:p>
+    <w:p>
+      <w:pPr>
+        <w:rPr>
+          <w:sz w:val="24"/>
+          <w:szCs w:val="24"/>
+          <w:lang w:val="en-US"/>
+        </w:rPr>
+      </w:pPr>
+      <w:r>
+        <w:rPr>
+          <w:b/>
+          <w:bCs/>
+          <w:sz w:val="24"/>
+          <w:szCs w:val="24"/>
+          <w:lang w:val="en-US"/>
+        </w:rPr>
+        <w:t>Description</w:t>
+      </w:r>
+      <w:r>
+        <w:rPr>
+          <w:sz w:val="24"/>
+          <w:szCs w:val="24"/>
+          <w:lang w:val="en-US"/>
+        </w:rPr>
+        <w:t>: It provides a robust skillset for career advancement, focusing on real-world challenges and practical applications</w:t>
+      </w:r>
+      <w:r>
+        <w:rPr>
+          <w:sz w:val="24"/>
+          <w:szCs w:val="24"/>
+          <w:lang w:val="en-US"/>
+        </w:rPr>
+        <w:t>.</w:t>
+      </w:r>
+    </w:p>
+    <w:p>
+      <w:pPr>
+        <w:rPr>
+          <w:sz w:val="24"/>
+          <w:szCs w:val="24"/>
+          <w:lang w:val="en-US"/>
+        </w:rPr>
+      </w:pPr>
+      <w:r>
+        <w:rPr>
+          <w:sz w:val="24"/>
+          <w:szCs w:val="24"/>
+          <w:lang w:val="en-US"/>
+        </w:rPr>
+        <w:lastRenderedPageBreak/>
+        <w:t>According to Coursera, t</w:t>
+      </w:r>
+      <w:r>
+        <w:rPr>
+          <w:sz w:val="24"/>
+          <w:szCs w:val="24"/>
+          <w:lang w:val="en-US"/>
+        </w:rPr>
+        <w:t>hese courses are designed to be accessible to learners of all levels, with flexible durations and a focus on practical application.</w:t>
+      </w:r>
+    </w:p>
+    <w:p>
+      <w:pPr>
+        <w:rPr>
+          <w:sz w:val="24"/>
+          <w:szCs w:val="24"/>
+          <w:lang w:val="en-US"/>
+        </w:rPr>
+      </w:pPr>
+    </w:p>
+    <w:p>
+      <w:pPr>
+        <w:pStyle w:val="Prrafodelista"/>
+        <w:numPr>
+          <w:ilvl w:val="0"/>
+          <w:numId w:val="2"/>
+        </w:numPr>
+        <w:rPr>
+          <w:b/>
+          <w:bCs/>
+          <w:sz w:val="24"/>
+          <w:szCs w:val="24"/>
+          <w:lang w:val="en-US"/>
+        </w:rPr>
+      </w:pPr>
+      <w:proofErr w:type="spellStart"/>
+      <w:r>
+        <w:rPr>
+          <w:b/>
+          <w:bCs/>
+          <w:sz w:val="24"/>
+          <w:szCs w:val="24"/>
+          <w:lang w:val="en-US"/>
+        </w:rPr>
+        <w:t>Platzi</w:t>
+      </w:r>
+      <w:proofErr w:type="spellEnd"/>
+    </w:p>
+    <w:p>
+      <w:pPr>
+        <w:rPr>
+          <w:sz w:val="24"/>
+          <w:szCs w:val="24"/>
+          <w:lang w:val="en-US"/>
+        </w:rPr>
+      </w:pPr>
+      <w:proofErr w:type="spellStart"/>
+      <w:r>
+        <w:rPr>
+          <w:sz w:val="24"/>
+          <w:szCs w:val="24"/>
+          <w:lang w:val="en-US"/>
+        </w:rPr>
+        <w:t>Platzi</w:t>
+      </w:r>
+      <w:proofErr w:type="spellEnd"/>
+      <w:r>
+        <w:rPr>
+          <w:sz w:val="24"/>
+          <w:szCs w:val="24"/>
+          <w:lang w:val="en-US"/>
+        </w:rPr>
+        <w:t xml:space="preserve"> is a platform </w:t>
+      </w:r>
+      <w:r>
+        <w:rPr>
+          <w:sz w:val="24"/>
+          <w:szCs w:val="24"/>
+          <w:lang w:val="en-US"/>
+        </w:rPr>
+        <w:t xml:space="preserve">in with many courses (especially about software development) for the ones who want to avoid the traditional way to obtain knowledge. According to </w:t>
+      </w:r>
+      <w:proofErr w:type="spellStart"/>
+      <w:r>
+        <w:rPr>
+          <w:sz w:val="24"/>
+          <w:szCs w:val="24"/>
+          <w:lang w:val="en-US"/>
+        </w:rPr>
+        <w:t>Platzi</w:t>
+      </w:r>
+      <w:proofErr w:type="spellEnd"/>
+      <w:r>
+        <w:rPr>
+          <w:sz w:val="24"/>
+          <w:szCs w:val="24"/>
+          <w:lang w:val="en-US"/>
+        </w:rPr>
+        <w:t xml:space="preserve"> it’s courses </w:t>
+      </w:r>
+      <w:r>
+        <w:rPr>
+          <w:sz w:val="24"/>
+          <w:szCs w:val="24"/>
+          <w:lang w:val="en-US"/>
+        </w:rPr>
+        <w:t>s emphasize</w:t>
+      </w:r>
+      <w:r>
+        <w:rPr>
+          <w:sz w:val="24"/>
+          <w:szCs w:val="24"/>
+          <w:lang w:val="en-US"/>
+        </w:rPr>
+        <w:t xml:space="preserve"> </w:t>
+      </w:r>
+      <w:r>
+        <w:rPr>
+          <w:sz w:val="24"/>
+          <w:szCs w:val="24"/>
+          <w:lang w:val="en-US"/>
+        </w:rPr>
+        <w:t>practical application and real-world scenarios, making it a valuable resource for those looking to enhance their professional abilities.</w:t>
+      </w:r>
+      <w:r>
+        <w:rPr>
+          <w:sz w:val="24"/>
+          <w:szCs w:val="24"/>
+          <w:lang w:val="en-US"/>
+        </w:rPr>
+        <w:t xml:space="preserve"> The language of this platform is </w:t>
+      </w:r>
+      <w:proofErr w:type="spellStart"/>
+      <w:r>
+        <w:rPr>
+          <w:sz w:val="24"/>
+          <w:szCs w:val="24"/>
+          <w:lang w:val="en-US"/>
+        </w:rPr>
+        <w:t>spanish</w:t>
+      </w:r>
+      <w:proofErr w:type="spellEnd"/>
+      <w:r>
+        <w:rPr>
+          <w:sz w:val="24"/>
+          <w:szCs w:val="24"/>
+          <w:lang w:val="en-US"/>
+        </w:rPr>
+        <w:t xml:space="preserve"> and some of them give certificates.</w:t>
+      </w:r>
+    </w:p>
+    <w:p>
+      <w:pPr>
+        <w:rPr>
+          <w:sz w:val="24"/>
+          <w:szCs w:val="24"/>
+          <w:lang w:val="en-US"/>
+        </w:rPr>
+      </w:pPr>
+      <w:r>
+        <w:rPr>
+          <w:sz w:val="24"/>
+          <w:szCs w:val="24"/>
+          <w:lang w:val="en-US"/>
+        </w:rPr>
+        <w:t>Examples:</w:t>
+      </w:r>
+    </w:p>
+    <w:p>
+      <w:pPr>
+        <w:pStyle w:val="Prrafodelista"/>
+        <w:numPr>
+          <w:ilvl w:val="0"/>
+          <w:numId w:val="4"/>
+        </w:numPr>
+        <w:rPr>
+          <w:b/>
+          <w:bCs/>
+          <w:sz w:val="24"/>
+          <w:szCs w:val="24"/>
+        </w:rPr>
+      </w:pPr>
+      <w:r>
+        <w:rPr>
+          <w:b/>
+          <w:bCs/>
+          <w:sz w:val="24"/>
+          <w:szCs w:val="24"/>
+        </w:rPr>
+        <w:t>Curso de Habilidades Blandas para el Desarrollo Profesional</w:t>
+      </w:r>
+    </w:p>
+    <w:p>
+      <w:pPr>
+        <w:rPr>
+          <w:sz w:val="24"/>
+          <w:szCs w:val="24"/>
+          <w:lang w:val="en-US"/>
+        </w:rPr>
+      </w:pPr>
+      <w:r>
+        <w:rPr>
+          <w:sz w:val="24"/>
+          <w:szCs w:val="24"/>
+          <w:lang w:val="en-US"/>
+        </w:rPr>
+        <w:t>This course helps identify and develop essential soft skills for professional success. It covers topics like self-awareness, productivity, physical and mental health, assertive communication, public speaking, continuous learning, and leadership</w:t>
+      </w:r>
+      <w:r>
+        <w:rPr>
+          <w:sz w:val="24"/>
+          <w:szCs w:val="24"/>
+          <w:lang w:val="en-US"/>
+        </w:rPr>
+        <w:t>.</w:t>
+      </w:r>
+    </w:p>
+    <w:p>
+      <w:pPr>
+        <w:pStyle w:val="Prrafodelista"/>
+        <w:numPr>
+          <w:ilvl w:val="0"/>
+          <w:numId w:val="4"/>
+        </w:numPr>
+        <w:rPr>
+          <w:b/>
+          <w:bCs/>
+          <w:sz w:val="24"/>
+          <w:szCs w:val="24"/>
+        </w:rPr>
+      </w:pPr>
+      <w:r>
+        <w:rPr>
+          <w:b/>
+          <w:bCs/>
+          <w:sz w:val="24"/>
+          <w:szCs w:val="24"/>
+        </w:rPr>
+        <w:t>Escuela de liderazgo y Management</w:t>
+      </w:r>
+    </w:p>
+    <w:p>
+      <w:pPr>
+        <w:rPr>
+          <w:sz w:val="24"/>
+          <w:szCs w:val="24"/>
+          <w:lang w:val="en-US"/>
+        </w:rPr>
+      </w:pPr>
+      <w:r>
+        <w:rPr>
+          <w:sz w:val="24"/>
+          <w:szCs w:val="24"/>
+          <w:lang w:val="en-US"/>
+        </w:rPr>
+        <w:t>This school focuses on developing leadership and management skills, including time management and productivity</w:t>
+      </w:r>
+      <w:r>
+        <w:rPr>
+          <w:sz w:val="24"/>
+          <w:szCs w:val="24"/>
+          <w:lang w:val="en-US"/>
+        </w:rPr>
+        <w:t>.</w:t>
+      </w:r>
+    </w:p>
+    <w:p>
+      <w:pPr>
+        <w:rPr>
+          <w:sz w:val="24"/>
+          <w:szCs w:val="24"/>
+          <w:lang w:val="en-US"/>
+        </w:rPr>
+      </w:pPr>
+    </w:p>
+    <w:p>
+      <w:pPr>
+        <w:rPr>
+          <w:sz w:val="24"/>
+          <w:szCs w:val="24"/>
+          <w:lang w:val="en-US"/>
+        </w:rPr>
+      </w:pPr>
+      <w:r>
+        <w:rPr>
+          <w:sz w:val="24"/>
+          <w:szCs w:val="24"/>
+          <w:lang w:val="en-US"/>
+        </w:rPr>
+        <w:t xml:space="preserve">In both platforms you must pay for some courses and the free ones do not give benefits like a certification. Another very important thing to point out is that their courses are mostly theory and it is hard to practice the things you learn just with what they offer. </w:t>
+      </w:r>
+    </w:p>
+    <w:p>
+      <w:pPr>
+        <w:rPr>
+          <w:sz w:val="24"/>
+          <w:szCs w:val="24"/>
+          <w:lang w:val="en-US"/>
+        </w:rPr>
+      </w:pPr>
+    </w:p>
+    <w:p>
+      <w:pPr>
+        <w:rPr>
+          <w:sz w:val="24"/>
+          <w:szCs w:val="24"/>
+          <w:lang w:val="en-US"/>
+        </w:rPr>
+      </w:pPr>
+      <w:r>
+        <w:rPr>
+          <w:sz w:val="24"/>
+          <w:szCs w:val="24"/>
+          <w:lang w:val="en-US"/>
+        </w:rPr>
+        <w:t xml:space="preserve"> </w:t>
+      </w:r>
     </w:p>
     <w:sectPr>
       <w:pgSz w:w="12240" w:h="15840"/>
@@ -1676,6 +1649,120 @@
 <file path=word/numbering.xml><?xml version="1.0" encoding="utf-8"?>
 <w:numbering xmlns:wpc="http://schemas.microsoft.com/office/word/2010/wordprocessingCanvas" xmlns:cx="http://schemas.microsoft.com/office/drawing/2014/chartex" xmlns:cx1="http://schemas.microsoft.com/office/drawing/2015/9/8/chartex" xmlns:cx2="http://schemas.microsoft.com/office/drawing/2015/10/21/chartex" xmlns:cx3="http://schemas.microsoft.com/office/drawing/2016/5/9/chartex" xmlns:cx4="http://schemas.microsoft.com/office/drawing/2016/5/10/chartex" xmlns:cx5="http://schemas.microsoft.com/office/drawing/2016/5/11/chartex" xmlns:cx6="http://schemas.microsoft.com/office/drawing/2016/5/12/chartex" xmlns:cx7="http://schemas.microsoft.com/office/drawing/2016/5/13/chartex" xmlns:cx8="http://schemas.microsoft.com/office/drawing/2016/5/14/chartex" xmlns:mc="http://schemas.openxmlformats.org/markup-compatibility/2006" xmlns:aink="http://schemas.microsoft.com/office/drawing/2016/ink" xmlns:am3d="http://schemas.microsoft.com/office/drawing/2017/model3d" xmlns:o="urn:schemas-microsoft-com:office:office" xmlns:oel="http://schemas.microsoft.com/office/2019/extlst" xmlns:r="http://schemas.openxmlformats.org/officeDocument/2006/relationships" xmlns:m="http://schemas.openxmlformats.org/officeDocument/2006/math" xmlns:v="urn:schemas-microsoft-com:vml" xmlns:wp14="http://schemas.microsoft.com/office/word/2010/wordprocessingDrawing" xmlns:wp="http://schemas.openxmlformats.org/drawingml/2006/wordprocessingDrawing" xmlns:w10="urn:schemas-microsoft-com:office:word" xmlns:w="http://schemas.openxmlformats.org/wordprocessingml/2006/main" xmlns:w14="http://schemas.microsoft.com/office/word/2010/wordml" xmlns:w15="http://schemas.microsoft.com/office/word/2012/wordml" xmlns:w16cex="http://schemas.microsoft.com/office/word/2018/wordml/cex" xmlns:w16cid="http://schemas.microsoft.com/office/word/2016/wordml/cid" xmlns:w16="http://schemas.microsoft.com/office/word/2018/wordml" xmlns:w16du="http://schemas.microsoft.com/office/word/2023/wordml/word16du" xmlns:w16sdtdh="http://schemas.microsoft.com/office/word/2020/wordml/sdtdatahash" xmlns:w16sdtfl="http://schemas.microsoft.com/office/word/2024/wordml/sdtformatlock" xmlns:w16se="http://schemas.microsoft.com/office/word/2015/wordml/symex" xmlns:wpg="http://schemas.microsoft.com/office/word/2010/wordprocessingGroup" xmlns:wpi="http://schemas.microsoft.com/office/word/2010/wordprocessingInk" xmlns:wne="http://schemas.microsoft.com/office/word/2006/wordml" xmlns:wps="http://schemas.microsoft.com/office/word/2010/wordprocessingShape" mc:Ignorable="w14 w15 w16se w16cid w16 w16cex w16sdtdh w16sdtfl w16du wp14">
   <w:abstractNum w:abstractNumId="0" w15:restartNumberingAfterBreak="0">
+    <w:nsid w:val="283D5F79"/>
+    <w:multiLevelType w:val="hybridMultilevel"/>
+    <w:tmpl w:val="0CB4A926"/>
+    <w:lvl w:ilvl="0" w:tplc="182A6138">
+      <w:start w:val="2"/>
+      <w:numFmt w:val="bullet"/>
+      <w:lvlText w:val="-"/>
+      <w:lvlJc w:val="left"/>
+      <w:pPr>
+        <w:ind w:left="720" w:hanging="360"/>
+      </w:pPr>
+      <w:rPr>
+        <w:rFonts w:ascii="Aptos" w:eastAsiaTheme="minorHAnsi" w:hAnsi="Aptos" w:cstheme="minorBidi" w:hint="default"/>
+        <w:b/>
+      </w:rPr>
+    </w:lvl>
+    <w:lvl w:ilvl="1" w:tplc="080A0003" w:tentative="1">
+      <w:start w:val="1"/>
+      <w:numFmt w:val="bullet"/>
+      <w:lvlText w:val="o"/>
+      <w:lvlJc w:val="left"/>
+      <w:pPr>
+        <w:ind w:left="1440" w:hanging="360"/>
+      </w:pPr>
+      <w:rPr>
+        <w:rFonts w:ascii="Courier New" w:hAnsi="Courier New" w:cs="Courier New" w:hint="default"/>
+      </w:rPr>
+    </w:lvl>
+    <w:lvl w:ilvl="2" w:tplc="080A0005" w:tentative="1">
+      <w:start w:val="1"/>
+      <w:numFmt w:val="bullet"/>
+      <w:lvlText w:val=""/>
+      <w:lvlJc w:val="left"/>
+      <w:pPr>
+        <w:ind w:left="2160" w:hanging="360"/>
+      </w:pPr>
+      <w:rPr>
+        <w:rFonts w:ascii="Wingdings" w:hAnsi="Wingdings" w:hint="default"/>
+      </w:rPr>
+    </w:lvl>
+    <w:lvl w:ilvl="3" w:tplc="080A0001" w:tentative="1">
+      <w:start w:val="1"/>
+      <w:numFmt w:val="bullet"/>
+      <w:lvlText w:val=""/>
+      <w:lvlJc w:val="left"/>
+      <w:pPr>
+        <w:ind w:left="2880" w:hanging="360"/>
+      </w:pPr>
+      <w:rPr>
+        <w:rFonts w:ascii="Symbol" w:hAnsi="Symbol" w:hint="default"/>
+      </w:rPr>
+    </w:lvl>
+    <w:lvl w:ilvl="4" w:tplc="080A0003" w:tentative="1">
+      <w:start w:val="1"/>
+      <w:numFmt w:val="bullet"/>
+      <w:lvlText w:val="o"/>
+      <w:lvlJc w:val="left"/>
+      <w:pPr>
+        <w:ind w:left="3600" w:hanging="360"/>
+      </w:pPr>
+      <w:rPr>
+        <w:rFonts w:ascii="Courier New" w:hAnsi="Courier New" w:cs="Courier New" w:hint="default"/>
+      </w:rPr>
+    </w:lvl>
+    <w:lvl w:ilvl="5" w:tplc="080A0005" w:tentative="1">
+      <w:start w:val="1"/>
+      <w:numFmt w:val="bullet"/>
+      <w:lvlText w:val=""/>
+      <w:lvlJc w:val="left"/>
+      <w:pPr>
+        <w:ind w:left="4320" w:hanging="360"/>
+      </w:pPr>
+      <w:rPr>
+        <w:rFonts w:ascii="Wingdings" w:hAnsi="Wingdings" w:hint="default"/>
+      </w:rPr>
+    </w:lvl>
+    <w:lvl w:ilvl="6" w:tplc="080A0001" w:tentative="1">
+      <w:start w:val="1"/>
+      <w:numFmt w:val="bullet"/>
+      <w:lvlText w:val=""/>
+      <w:lvlJc w:val="left"/>
+      <w:pPr>
+        <w:ind w:left="5040" w:hanging="360"/>
+      </w:pPr>
+      <w:rPr>
+        <w:rFonts w:ascii="Symbol" w:hAnsi="Symbol" w:hint="default"/>
+      </w:rPr>
+    </w:lvl>
+    <w:lvl w:ilvl="7" w:tplc="080A0003" w:tentative="1">
+      <w:start w:val="1"/>
+      <w:numFmt w:val="bullet"/>
+      <w:lvlText w:val="o"/>
+      <w:lvlJc w:val="left"/>
+      <w:pPr>
+        <w:ind w:left="5760" w:hanging="360"/>
+      </w:pPr>
+      <w:rPr>
+        <w:rFonts w:ascii="Courier New" w:hAnsi="Courier New" w:cs="Courier New" w:hint="default"/>
+      </w:rPr>
+    </w:lvl>
+    <w:lvl w:ilvl="8" w:tplc="080A0005" w:tentative="1">
+      <w:start w:val="1"/>
+      <w:numFmt w:val="bullet"/>
+      <w:lvlText w:val=""/>
+      <w:lvlJc w:val="left"/>
+      <w:pPr>
+        <w:ind w:left="6480" w:hanging="360"/>
+      </w:pPr>
+      <w:rPr>
+        <w:rFonts w:ascii="Wingdings" w:hAnsi="Wingdings" w:hint="default"/>
+      </w:rPr>
+    </w:lvl>
+  </w:abstractNum>
+  <w:abstractNum w:abstractNumId="1" w15:restartNumberingAfterBreak="0">
     <w:nsid w:val="49311A1F"/>
     <w:multiLevelType w:val="multilevel"/>
     <w:tmpl w:val="790C5716"/>
@@ -1792,7 +1879,7 @@
       </w:pPr>
     </w:lvl>
   </w:abstractNum>
-  <w:abstractNum w:abstractNumId="1" w15:restartNumberingAfterBreak="0">
+  <w:abstractNum w:abstractNumId="2" w15:restartNumberingAfterBreak="0">
     <w:nsid w:val="5178271A"/>
     <w:multiLevelType w:val="hybridMultilevel"/>
     <w:tmpl w:val="A9B867F4"/>
@@ -1883,10 +1970,133 @@
       </w:pPr>
     </w:lvl>
   </w:abstractNum>
+  <w:abstractNum w:abstractNumId="3" w15:restartNumberingAfterBreak="0">
+    <w:nsid w:val="74733DE7"/>
+    <w:multiLevelType w:val="multilevel"/>
+    <w:tmpl w:val="2DA44C72"/>
+    <w:lvl w:ilvl="0">
+      <w:start w:val="1"/>
+      <w:numFmt w:val="decimal"/>
+      <w:lvlText w:val="%1."/>
+      <w:lvlJc w:val="left"/>
+      <w:pPr>
+        <w:tabs>
+          <w:tab w:val="num" w:pos="720"/>
+        </w:tabs>
+        <w:ind w:left="720" w:hanging="360"/>
+      </w:pPr>
+    </w:lvl>
+    <w:lvl w:ilvl="1">
+      <w:start w:val="1"/>
+      <w:numFmt w:val="bullet"/>
+      <w:lvlText w:val=""/>
+      <w:lvlJc w:val="left"/>
+      <w:pPr>
+        <w:tabs>
+          <w:tab w:val="num" w:pos="1440"/>
+        </w:tabs>
+        <w:ind w:left="1440" w:hanging="360"/>
+      </w:pPr>
+      <w:rPr>
+        <w:rFonts w:ascii="Symbol" w:hAnsi="Symbol" w:hint="default"/>
+        <w:sz w:val="20"/>
+      </w:rPr>
+    </w:lvl>
+    <w:lvl w:ilvl="2" w:tentative="1">
+      <w:start w:val="1"/>
+      <w:numFmt w:val="decimal"/>
+      <w:lvlText w:val="%3."/>
+      <w:lvlJc w:val="left"/>
+      <w:pPr>
+        <w:tabs>
+          <w:tab w:val="num" w:pos="2160"/>
+        </w:tabs>
+        <w:ind w:left="2160" w:hanging="360"/>
+      </w:pPr>
+    </w:lvl>
+    <w:lvl w:ilvl="3" w:tentative="1">
+      <w:start w:val="1"/>
+      <w:numFmt w:val="decimal"/>
+      <w:lvlText w:val="%4."/>
+      <w:lvlJc w:val="left"/>
+      <w:pPr>
+        <w:tabs>
+          <w:tab w:val="num" w:pos="2880"/>
+        </w:tabs>
+        <w:ind w:left="2880" w:hanging="360"/>
+      </w:pPr>
+    </w:lvl>
+    <w:lvl w:ilvl="4" w:tentative="1">
+      <w:start w:val="1"/>
+      <w:numFmt w:val="decimal"/>
+      <w:lvlText w:val="%5."/>
+      <w:lvlJc w:val="left"/>
+      <w:pPr>
+        <w:tabs>
+          <w:tab w:val="num" w:pos="3600"/>
+        </w:tabs>
+        <w:ind w:left="3600" w:hanging="360"/>
+      </w:pPr>
+    </w:lvl>
+    <w:lvl w:ilvl="5" w:tentative="1">
+      <w:start w:val="1"/>
+      <w:numFmt w:val="decimal"/>
+      <w:lvlText w:val="%6."/>
+      <w:lvlJc w:val="left"/>
+      <w:pPr>
+        <w:tabs>
+          <w:tab w:val="num" w:pos="4320"/>
+        </w:tabs>
+        <w:ind w:left="4320" w:hanging="360"/>
+      </w:pPr>
+    </w:lvl>
+    <w:lvl w:ilvl="6" w:tentative="1">
+      <w:start w:val="1"/>
+      <w:numFmt w:val="decimal"/>
+      <w:lvlText w:val="%7."/>
+      <w:lvlJc w:val="left"/>
+      <w:pPr>
+        <w:tabs>
+          <w:tab w:val="num" w:pos="5040"/>
+        </w:tabs>
+        <w:ind w:left="5040" w:hanging="360"/>
+      </w:pPr>
+    </w:lvl>
+    <w:lvl w:ilvl="7" w:tentative="1">
+      <w:start w:val="1"/>
+      <w:numFmt w:val="decimal"/>
+      <w:lvlText w:val="%8."/>
+      <w:lvlJc w:val="left"/>
+      <w:pPr>
+        <w:tabs>
+          <w:tab w:val="num" w:pos="5760"/>
+        </w:tabs>
+        <w:ind w:left="5760" w:hanging="360"/>
+      </w:pPr>
+    </w:lvl>
+    <w:lvl w:ilvl="8" w:tentative="1">
+      <w:start w:val="1"/>
+      <w:numFmt w:val="decimal"/>
+      <w:lvlText w:val="%9."/>
+      <w:lvlJc w:val="left"/>
+      <w:pPr>
+        <w:tabs>
+          <w:tab w:val="num" w:pos="6480"/>
+        </w:tabs>
+        <w:ind w:left="6480" w:hanging="360"/>
+      </w:pPr>
+    </w:lvl>
+  </w:abstractNum>
   <w:num w:numId="1" w16cid:durableId="29843648">
+    <w:abstractNumId w:val="2"/>
+  </w:num>
+  <w:num w:numId="2" w16cid:durableId="620495548">
     <w:abstractNumId w:val="1"/>
   </w:num>
-  <w:num w:numId="2" w16cid:durableId="620495548">
+  <w:num w:numId="3" w16cid:durableId="88475483">
+    <w:abstractNumId w:val="3"/>
+  </w:num>
+  <w:num w:numId="4" w16cid:durableId="1150252973">
     <w:abstractNumId w:val="0"/>
   </w:num>
 </w:numbering>
@@ -2495,7 +2705,6 @@
   <w:style w:type="character" w:default="1" w:styleId="Fuentedeprrafopredeter">
     <w:name w:val="Default Paragraph Font"/>
     <w:uiPriority w:val="1"/>
-    <w:semiHidden/>
     <w:unhideWhenUsed/>
   </w:style>
   <w:style w:type="table" w:default="1" w:styleId="Tablanormal">
